--- a/docs/fmva/packs/day2-assessment.docx
+++ b/docs/fmva/packs/day2-assessment.docx
@@ -72,124 +72,33 @@
           <w:sz w:val="22"/>
           <w:szCs w:val="22"/>
         </w:rPr>
-        <w:t xml:space="preserve">1. (Remember) What are the key factors to consider when forecasting the financial performance of a company?</w:t>
-      </w:r>
-    </w:p>
-    <w:p>
-      <w:pPr>
-        <w:bidi w:val="false"/>
-        <w:jc w:val="left"/>
-      </w:pPr>
-      <w:r>
-        <w:rPr>
-          <w:sz w:val="22"/>
-          <w:szCs w:val="22"/>
-        </w:rPr>
-        <w:t xml:space="preserve">Answer: Historical financial data, industry trends, market conditions, and company-specific factors</w:t>
-      </w:r>
-    </w:p>
-    <w:p>
-      <w:pPr>
-        <w:bidi w:val="false"/>
-        <w:jc w:val="left"/>
-      </w:pPr>
-      <w:r>
-        <w:rPr>
-          <w:sz w:val="22"/>
-          <w:szCs w:val="22"/>
-        </w:rPr>
-        <w:t xml:space="preserve">2. (Understand) What is the primary purpose of financial modeling?</w:t>
-      </w:r>
-    </w:p>
-    <w:p>
-      <w:pPr>
-        <w:bidi w:val="false"/>
-        <w:jc w:val="left"/>
-      </w:pPr>
-      <w:r>
-        <w:rPr>
-          <w:sz w:val="22"/>
-          <w:szCs w:val="22"/>
-        </w:rPr>
-        <w:t xml:space="preserve">Answer: To create a forecast or projection of a company's financial performance</w:t>
-      </w:r>
-    </w:p>
-    <w:p>
-      <w:pPr>
-        <w:bidi w:val="false"/>
-        <w:jc w:val="left"/>
-      </w:pPr>
-      <w:r>
-        <w:rPr>
-          <w:sz w:val="22"/>
-          <w:szCs w:val="22"/>
-        </w:rPr>
-        <w:t xml:space="preserve">3. (Analyze) Analyze the financial statements of a company and identify key areas of strength and weakness.</w:t>
-      </w:r>
-    </w:p>
-    <w:p>
-      <w:pPr>
-        <w:bidi w:val="false"/>
-        <w:jc w:val="left"/>
-      </w:pPr>
-      <w:r>
-        <w:rPr>
-          <w:sz w:val="22"/>
-          <w:szCs w:val="22"/>
-        </w:rPr>
-        <w:t xml:space="preserve">Answer: Will vary depending on the company's financial statements, but should include identification of key financial ratios and metrics, such as liquidity, profitability, efficiency, and solvency ratios</w:t>
-      </w:r>
-    </w:p>
-    <w:p>
-      <w:pPr>
-        <w:bidi w:val="false"/>
-        <w:jc w:val="left"/>
-      </w:pPr>
-      <w:r>
-        <w:rPr>
-          <w:sz w:val="22"/>
-          <w:szCs w:val="22"/>
-        </w:rPr>
-        <w:t xml:space="preserve">4. (Apply) What is the difference between financial modeling and financial statement analysis?</w:t>
-      </w:r>
-    </w:p>
-    <w:p>
-      <w:pPr>
-        <w:bidi w:val="false"/>
-        <w:jc w:val="left"/>
-      </w:pPr>
-      <w:r>
-        <w:rPr>
-          <w:sz w:val="22"/>
-          <w:szCs w:val="22"/>
-        </w:rPr>
-        <w:t xml:space="preserve">Answer: Financial modeling is the process of creating a forecast or projection of a company's financial performance, while financial statement analysis is the process of examining and interpreting the company's historical financial data</w:t>
-      </w:r>
-    </w:p>
-    <w:p>
-      <w:pPr>
-        <w:bidi w:val="false"/>
-        <w:jc w:val="left"/>
-      </w:pPr>
-      <w:r>
-        <w:rPr>
-          <w:sz w:val="22"/>
-          <w:szCs w:val="22"/>
-        </w:rPr>
-        <w:t xml:space="preserve">5. (Apply) Calculate the current ratio and quick ratio for a company given its current assets, current liabilities, and inventory.</w:t>
-      </w:r>
-    </w:p>
-    <w:p>
-      <w:pPr>
-        <w:bidi w:val="false"/>
-        <w:jc w:val="left"/>
-      </w:pPr>
-      <w:r>
-        <w:rPr>
-          <w:sz w:val="22"/>
-          <w:szCs w:val="22"/>
-        </w:rPr>
-        <w:t xml:space="preserve">Answer: Will vary depending on the company's financial data, but should include calculation of current ratio (current assets / current liabilities) and quick ratio (current assets - inventory / current liabilities)</w:t>
+        <w:t xml:space="preserve">1. [Understand · short] Explain the core idea of "Financial Statement Forecasting and Analysis" in your own words.</w:t>
+      </w:r>
+    </w:p>
+    <w:p>
+      <w:pPr>
+        <w:bidi w:val="false"/>
+        <w:jc w:val="left"/>
+      </w:pPr>
+      <w:r>
+        <w:rPr>
+          <w:sz w:val="22"/>
+          <w:szCs w:val="22"/>
+        </w:rPr>
+        <w:t xml:space="preserve">2. [Apply · task] Apply the day's method to a scenario from your own work, showing each step.</w:t>
+      </w:r>
+    </w:p>
+    <w:p>
+      <w:pPr>
+        <w:bidi w:val="false"/>
+        <w:jc w:val="left"/>
+      </w:pPr>
+      <w:r>
+        <w:rPr>
+          <w:sz w:val="22"/>
+          <w:szCs w:val="22"/>
+        </w:rPr>
+        <w:t xml:space="preserve">3. [Analyze · short] Identify one common mistake in this topic and how to detect it.</w:t>
       </w:r>
     </w:p>
     <w:p>
@@ -203,124 +112,164 @@
           <w:b/>
           <w:bCs/>
         </w:rPr>
-        <w:t xml:space="preserve">Rubric</w:t>
-      </w:r>
-    </w:p>
-    <w:p>
-      <w:pPr>
-        <w:bidi w:val="false"/>
-        <w:jc w:val="left"/>
-      </w:pPr>
-      <w:r>
-        <w:rPr>
-          <w:sz w:val="22"/>
-          <w:szCs w:val="22"/>
-        </w:rPr>
-        <w:t xml:space="preserve">- Content Knowledge</w:t>
-      </w:r>
-    </w:p>
-    <w:p>
-      <w:pPr>
-        <w:bidi w:val="false"/>
-        <w:jc w:val="left"/>
-      </w:pPr>
-      <w:r>
-        <w:rPr>
-          <w:sz w:val="22"/>
-          <w:szCs w:val="22"/>
-        </w:rPr>
-        <w:t xml:space="preserve">Excellent: Demonstrates a thorough understanding of financial statement forecasting and analysis concepts, including financial modeling, financial statement analysis, and key financial ratios and metrics</w:t>
-      </w:r>
-    </w:p>
-    <w:p>
-      <w:pPr>
-        <w:bidi w:val="false"/>
-        <w:jc w:val="left"/>
-      </w:pPr>
-      <w:r>
-        <w:rPr>
-          <w:sz w:val="22"/>
-          <w:szCs w:val="22"/>
-        </w:rPr>
-        <w:t xml:space="preserve">Adequate: Demonstrates a basic understanding of financial statement forecasting and analysis concepts, but may lack depth or clarity</w:t>
-      </w:r>
-    </w:p>
-    <w:p>
-      <w:pPr>
-        <w:bidi w:val="false"/>
-        <w:jc w:val="left"/>
-      </w:pPr>
-      <w:r>
-        <w:rPr>
-          <w:sz w:val="22"/>
-          <w:szCs w:val="22"/>
-        </w:rPr>
-        <w:t xml:space="preserve">- Analysis and Application</w:t>
-      </w:r>
-    </w:p>
-    <w:p>
-      <w:pPr>
-        <w:bidi w:val="false"/>
-        <w:jc w:val="left"/>
-      </w:pPr>
-      <w:r>
-        <w:rPr>
-          <w:sz w:val="22"/>
-          <w:szCs w:val="22"/>
-        </w:rPr>
-        <w:t xml:space="preserve">Excellent: Effectively analyzes and applies financial statement forecasting and analysis concepts to real-world scenarios, including calculation of financial ratios and metrics and identification of key areas of strength and weakness</w:t>
-      </w:r>
-    </w:p>
-    <w:p>
-      <w:pPr>
-        <w:bidi w:val="false"/>
-        <w:jc w:val="left"/>
-      </w:pPr>
-      <w:r>
-        <w:rPr>
-          <w:sz w:val="22"/>
-          <w:szCs w:val="22"/>
-        </w:rPr>
-        <w:t xml:space="preserve">Adequate: Attempts to analyze and apply financial statement forecasting and analysis concepts, but may lack accuracy or depth</w:t>
-      </w:r>
-    </w:p>
-    <w:p>
-      <w:pPr>
-        <w:bidi w:val="false"/>
-        <w:jc w:val="left"/>
-      </w:pPr>
-      <w:r>
-        <w:rPr>
-          <w:sz w:val="22"/>
-          <w:szCs w:val="22"/>
-        </w:rPr>
-        <w:t xml:space="preserve">- Critical Thinking and Problem-Solving</w:t>
-      </w:r>
-    </w:p>
-    <w:p>
-      <w:pPr>
-        <w:bidi w:val="false"/>
-        <w:jc w:val="left"/>
-      </w:pPr>
-      <w:r>
-        <w:rPr>
-          <w:sz w:val="22"/>
-          <w:szCs w:val="22"/>
-        </w:rPr>
-        <w:t xml:space="preserve">Excellent: Demonstrates the ability to think critically and solve problems related to financial statement forecasting and analysis, including identification of key issues and development of effective solutions</w:t>
-      </w:r>
-    </w:p>
-    <w:p>
-      <w:pPr>
-        <w:bidi w:val="false"/>
-        <w:jc w:val="left"/>
-      </w:pPr>
-      <w:r>
-        <w:rPr>
-          <w:sz w:val="22"/>
-          <w:szCs w:val="22"/>
-        </w:rPr>
-        <w:t xml:space="preserve">Adequate: Demonstrates a basic ability to think critically and solve problems, but may lack clarity or effectiveness</w:t>
+        <w:t xml:space="preserve">Answer key</w:t>
+      </w:r>
+    </w:p>
+    <w:p>
+      <w:pPr>
+        <w:bidi w:val="false"/>
+        <w:jc w:val="left"/>
+      </w:pPr>
+      <w:r>
+        <w:rPr>
+          <w:sz w:val="22"/>
+          <w:szCs w:val="22"/>
+        </w:rPr>
+        <w:t xml:space="preserve">1. Accurate explanation of the main concept.</w:t>
+      </w:r>
+    </w:p>
+    <w:p>
+      <w:pPr>
+        <w:bidi w:val="false"/>
+        <w:jc w:val="left"/>
+      </w:pPr>
+      <w:r>
+        <w:rPr>
+          <w:sz w:val="22"/>
+          <w:szCs w:val="22"/>
+        </w:rPr>
+        <w:t xml:space="preserve">2. Correct application with visible steps.</w:t>
+      </w:r>
+    </w:p>
+    <w:p>
+      <w:pPr>
+        <w:bidi w:val="false"/>
+        <w:jc w:val="left"/>
+      </w:pPr>
+      <w:r>
+        <w:rPr>
+          <w:sz w:val="22"/>
+          <w:szCs w:val="22"/>
+        </w:rPr>
+        <w:t xml:space="preserve">3. Names a pitfall and a sanity check.</w:t>
+      </w:r>
+    </w:p>
+    <w:p>
+      <w:pPr>
+        <w:pStyle w:val="Heading2"/>
+        <w:bidi w:val="false"/>
+        <w:jc w:val="left"/>
+      </w:pPr>
+      <w:r>
+        <w:rPr>
+          <w:b/>
+          <w:bCs/>
+        </w:rPr>
+        <w:t xml:space="preserve">Marking rubric</w:t>
+      </w:r>
+    </w:p>
+    <w:p>
+      <w:pPr>
+        <w:bidi w:val="false"/>
+        <w:jc w:val="left"/>
+      </w:pPr>
+      <w:r>
+        <w:rPr>
+          <w:sz w:val="22"/>
+          <w:szCs w:val="22"/>
+        </w:rPr>
+        <w:t xml:space="preserve">- Conceptual accuracy</w:t>
+      </w:r>
+    </w:p>
+    <w:p>
+      <w:pPr>
+        <w:bidi w:val="false"/>
+        <w:jc w:val="left"/>
+      </w:pPr>
+      <w:r>
+        <w:rPr>
+          <w:sz w:val="22"/>
+          <w:szCs w:val="22"/>
+        </w:rPr>
+        <w:t xml:space="preserve">Excellent: Precise and complete</w:t>
+      </w:r>
+    </w:p>
+    <w:p>
+      <w:pPr>
+        <w:bidi w:val="false"/>
+        <w:jc w:val="left"/>
+      </w:pPr>
+      <w:r>
+        <w:rPr>
+          <w:sz w:val="22"/>
+          <w:szCs w:val="22"/>
+        </w:rPr>
+        <w:t xml:space="preserve">Adequate: Minor gaps</w:t>
+      </w:r>
+    </w:p>
+    <w:p>
+      <w:pPr>
+        <w:bidi w:val="false"/>
+        <w:jc w:val="left"/>
+      </w:pPr>
+      <w:r>
+        <w:rPr>
+          <w:sz w:val="22"/>
+          <w:szCs w:val="22"/>
+        </w:rPr>
+        <w:t xml:space="preserve">Weak: Material misunderstandings</w:t>
+      </w:r>
+    </w:p>
+    <w:p>
+      <w:pPr>
+        <w:bidi w:val="false"/>
+        <w:jc w:val="left"/>
+      </w:pPr>
+      <w:r>
+        <w:rPr>
+          <w:sz w:val="22"/>
+          <w:szCs w:val="22"/>
+        </w:rPr>
+        <w:t xml:space="preserve">- Method execution</w:t>
+      </w:r>
+    </w:p>
+    <w:p>
+      <w:pPr>
+        <w:bidi w:val="false"/>
+        <w:jc w:val="left"/>
+      </w:pPr>
+      <w:r>
+        <w:rPr>
+          <w:sz w:val="22"/>
+          <w:szCs w:val="22"/>
+        </w:rPr>
+        <w:t xml:space="preserve">Excellent: Every step correct</w:t>
+      </w:r>
+    </w:p>
+    <w:p>
+      <w:pPr>
+        <w:bidi w:val="false"/>
+        <w:jc w:val="left"/>
+      </w:pPr>
+      <w:r>
+        <w:rPr>
+          <w:sz w:val="22"/>
+          <w:szCs w:val="22"/>
+        </w:rPr>
+        <w:t xml:space="preserve">Adequate: Right approach, small slips</w:t>
+      </w:r>
+    </w:p>
+    <w:p>
+      <w:pPr>
+        <w:bidi w:val="false"/>
+        <w:jc w:val="left"/>
+      </w:pPr>
+      <w:r>
+        <w:rPr>
+          <w:sz w:val="22"/>
+          <w:szCs w:val="22"/>
+        </w:rPr>
+        <w:t xml:space="preserve">Weak: Wrong procedure</w:t>
       </w:r>
     </w:p>
     <w:sectPr>
